--- a/public/documentos-templates/mision-la-gavia/anexo-f-privacidad.docx
+++ b/public/documentos-templates/mision-la-gavia/anexo-f-privacidad.docx
@@ -1156,7 +1156,7 @@
           <w:szCs w:val="21"/>
           <w:u w:val="single"/>
         </w:rPr>
-        <w:t>ANA GUADALUPE ESCOBAR MIRABENT</w:t>
+        <w:t>{cliente_nombre}</w:t>
       </w:r>
     </w:p>
     <w:p>

--- a/public/documentos-templates/mision-la-gavia/anexo-f-privacidad.docx
+++ b/public/documentos-templates/mision-la-gavia/anexo-f-privacidad.docx
@@ -80,23 +80,17 @@
         </w:rPr>
         <w:t xml:space="preserve"> </w:t>
       </w:r>
-      <w:proofErr w:type="gramStart"/>
-      <w:r>
-        <w:rPr>
-          <w:rFonts w:asciiTheme="majorHAnsi" w:hAnsiTheme="majorHAnsi"/>
-          <w:sz w:val="21"/>
-          <w:szCs w:val="21"/>
-        </w:rPr>
-        <w:t>3  de</w:t>
-      </w:r>
-      <w:proofErr w:type="gramEnd"/>
-      <w:r>
-        <w:rPr>
-          <w:rFonts w:asciiTheme="majorHAnsi" w:hAnsiTheme="majorHAnsi"/>
-          <w:sz w:val="21"/>
-          <w:szCs w:val="21"/>
-        </w:rPr>
-        <w:t xml:space="preserve"> marzo 2026</w:t>
+      <w:r>
+        <w:rPr>
+          <w:rFonts w:asciiTheme="majorHAnsi" w:hAnsiTheme="majorHAnsi"/>
+          <w:sz w:val="21"/>
+          <w:szCs w:val="21"/>
+        </w:rPr>
+        <w:t>{fecha_hoy}</w:t>
+        <w:t xml:space="preserve"/>
+        <w:t xml:space="preserve"/>
+        <w:t/>
+        <w:t xml:space="preserve"/>
       </w:r>
     </w:p>
     <w:p>
@@ -292,15 +286,7 @@
           <w:sz w:val="21"/>
           <w:szCs w:val="21"/>
         </w:rPr>
-        <w:t>Ley Federal de Protección de Datos Personales en Posesión de los Particulares</w:t>
-      </w:r>
-      <w:r>
-        <w:rPr>
-          <w:rFonts w:asciiTheme="majorHAnsi" w:hAnsiTheme="majorHAnsi"/>
-          <w:sz w:val="21"/>
-          <w:szCs w:val="21"/>
-        </w:rPr>
-        <w:t xml:space="preserve"> </w:t>
+        <w:t xml:space="preserve">Ley Federal de Protección de Datos Personales en Posesión de los Particulares </w:t>
       </w:r>
       <w:r>
         <w:rPr>
@@ -750,16 +736,8 @@
           <w:sz w:val="21"/>
           <w:szCs w:val="21"/>
         </w:rPr>
-        <w:t>(  )</w:t>
-      </w:r>
-      <w:proofErr w:type="gramEnd"/>
-      <w:r>
-        <w:rPr>
-          <w:rFonts w:asciiTheme="majorHAnsi" w:hAnsiTheme="majorHAnsi"/>
-          <w:sz w:val="21"/>
-          <w:szCs w:val="21"/>
-        </w:rPr>
-        <w:t xml:space="preserve"> SI consiento que mis datos personales sean transferidos. </w:t>
+        <w:t>({consentimiento_si}) SI consiento</w:t>
+        <w:t xml:space="preserve"> que mis datos personales sean transferidos. </w:t>
       </w:r>
     </w:p>
     <w:p>
@@ -794,40 +772,11 @@
           <w:sz w:val="21"/>
           <w:szCs w:val="21"/>
         </w:rPr>
-        <w:t>( X</w:t>
-      </w:r>
-      <w:proofErr w:type="gramEnd"/>
-      <w:r>
-        <w:rPr>
-          <w:rFonts w:asciiTheme="majorHAnsi" w:hAnsiTheme="majorHAnsi"/>
-          <w:sz w:val="21"/>
-          <w:szCs w:val="21"/>
-        </w:rPr>
-        <w:t xml:space="preserve"> ) </w:t>
-      </w:r>
-      <w:r>
-        <w:rPr>
-          <w:rFonts w:asciiTheme="majorHAnsi" w:hAnsiTheme="majorHAnsi"/>
-          <w:sz w:val="21"/>
-          <w:szCs w:val="21"/>
-        </w:rPr>
-        <w:t>N</w:t>
-      </w:r>
-      <w:r>
-        <w:rPr>
-          <w:rFonts w:asciiTheme="majorHAnsi" w:hAnsiTheme="majorHAnsi"/>
-          <w:sz w:val="21"/>
-          <w:szCs w:val="21"/>
-        </w:rPr>
-        <w:t>O</w:t>
-      </w:r>
-      <w:r>
-        <w:rPr>
-          <w:rFonts w:asciiTheme="majorHAnsi" w:hAnsiTheme="majorHAnsi"/>
-          <w:sz w:val="21"/>
-          <w:szCs w:val="21"/>
-        </w:rPr>
-        <w:t xml:space="preserve"> consiento que mis datos personales sean transferidos. </w:t>
+        <w:t>({consentimiento_no}) NO consiento</w:t>
+        <w:t xml:space="preserve"/>
+        <w:t/>
+        <w:t/>
+        <w:t xml:space="preserve"> que mis datos personales sean transferidos. </w:t>
       </w:r>
     </w:p>
     <w:p>
@@ -1138,64 +1087,25 @@
     </w:p>
     <w:p>
       <w:pPr>
+        <w:tabs>
+          <w:tab w:val="left" w:pos="6132"/>
+        </w:tabs>
+        <w:rPr>
+          <w:rFonts w:asciiTheme="majorHAnsi" w:hAnsiTheme="majorHAnsi"/>
+          <w:sz w:val="21"/>
+          <w:szCs w:val="21"/>
+        </w:rPr>
+      </w:pPr>
+      <w:r>
         <w:rPr>
           <w:rFonts w:asciiTheme="majorHAnsi" w:hAnsiTheme="majorHAnsi"/>
           <w:b/>
           <w:bCs/>
           <w:sz w:val="21"/>
           <w:szCs w:val="21"/>
-          <w:u w:val="single"/>
-        </w:rPr>
-      </w:pPr>
-      <w:r>
-        <w:rPr>
-          <w:rFonts w:asciiTheme="majorHAnsi" w:hAnsiTheme="majorHAnsi"/>
-          <w:b/>
-          <w:bCs/>
-          <w:sz w:val="21"/>
-          <w:szCs w:val="21"/>
-          <w:u w:val="single"/>
         </w:rPr>
         <w:t>{cliente_nombre}</w:t>
       </w:r>
-    </w:p>
-    <w:p>
-      <w:pPr>
-        <w:tabs>
-          <w:tab w:val="left" w:pos="993"/>
-        </w:tabs>
-        <w:rPr>
-          <w:rFonts w:asciiTheme="majorHAnsi" w:hAnsiTheme="majorHAnsi"/>
-          <w:b/>
-          <w:bCs/>
-          <w:i/>
-          <w:sz w:val="21"/>
-          <w:szCs w:val="21"/>
-        </w:rPr>
-      </w:pPr>
-      <w:r>
-        <w:rPr>
-          <w:rFonts w:asciiTheme="majorHAnsi" w:hAnsiTheme="majorHAnsi"/>
-          <w:b/>
-          <w:bCs/>
-          <w:i/>
-          <w:sz w:val="21"/>
-          <w:szCs w:val="21"/>
-        </w:rPr>
-        <w:t xml:space="preserve">    </w:t>
-      </w:r>
-    </w:p>
-    <w:p>
-      <w:pPr>
-        <w:tabs>
-          <w:tab w:val="left" w:pos="6132"/>
-        </w:tabs>
-        <w:rPr>
-          <w:rFonts w:asciiTheme="majorHAnsi" w:hAnsiTheme="majorHAnsi"/>
-          <w:sz w:val="21"/>
-          <w:szCs w:val="21"/>
-        </w:rPr>
-      </w:pPr>
       <w:r>
         <w:rPr>
           <w:rFonts w:asciiTheme="majorHAnsi" w:hAnsiTheme="majorHAnsi"/>
@@ -2678,6 +2588,7 @@
   <w:style w:type="character" w:default="1" w:styleId="Fuentedeprrafopredeter">
     <w:name w:val="Default Paragraph Font"/>
     <w:uiPriority w:val="1"/>
+    <w:semiHidden/>
     <w:unhideWhenUsed/>
   </w:style>
   <w:style w:type="table" w:default="1" w:styleId="Tablanormal">
@@ -2940,7 +2851,6 @@
     <w:sig w:usb0="E00006FF" w:usb1="420024FF" w:usb2="02000000" w:usb3="00000000" w:csb0="0000019F" w:csb1="00000000"/>
   </w:font>
   <w:font w:name="MS Mincho">
-    <w:altName w:val="ＭＳ 明朝"/>
     <w:panose1 w:val="02020609040205080304"/>
     <w:charset w:val="80"/>
     <w:family w:val="modern"/>
@@ -2948,6 +2858,7 @@
     <w:sig w:usb0="E00002FF" w:usb1="6AC7FDFB" w:usb2="08000012" w:usb3="00000000" w:csb0="0002009F" w:csb1="00000000"/>
   </w:font>
   <w:font w:name="Lucida Grande">
+    <w:altName w:val="Segoe UI"/>
     <w:charset w:val="00"/>
     <w:family w:val="swiss"/>
     <w:pitch w:val="variable"/>
@@ -3042,6 +2953,7 @@
     <w:rsid w:val="000F1971"/>
     <w:rsid w:val="001A1FB2"/>
     <w:rsid w:val="001B2198"/>
+    <w:rsid w:val="00220113"/>
     <w:rsid w:val="00261005"/>
     <w:rsid w:val="00356A61"/>
     <w:rsid w:val="00365B7E"/>
@@ -3049,17 +2961,21 @@
     <w:rsid w:val="004247F6"/>
     <w:rsid w:val="00426F2B"/>
     <w:rsid w:val="00451717"/>
+    <w:rsid w:val="00457B92"/>
     <w:rsid w:val="00487C7F"/>
     <w:rsid w:val="005B176E"/>
     <w:rsid w:val="005B2DDE"/>
+    <w:rsid w:val="005B4078"/>
     <w:rsid w:val="005E7F54"/>
     <w:rsid w:val="006C1B8C"/>
     <w:rsid w:val="006D4163"/>
     <w:rsid w:val="007066B7"/>
     <w:rsid w:val="00757229"/>
     <w:rsid w:val="007A622B"/>
+    <w:rsid w:val="007D4466"/>
     <w:rsid w:val="00803161"/>
     <w:rsid w:val="0089605C"/>
+    <w:rsid w:val="008D0393"/>
     <w:rsid w:val="008D3BA9"/>
     <w:rsid w:val="009029F8"/>
     <w:rsid w:val="009B3B21"/>
@@ -3069,6 +2985,7 @@
     <w:rsid w:val="00B57264"/>
     <w:rsid w:val="00BA5308"/>
     <w:rsid w:val="00C2519A"/>
+    <w:rsid w:val="00C53655"/>
     <w:rsid w:val="00E85110"/>
     <w:rsid w:val="00E90ABE"/>
     <w:rsid w:val="00EB2ADF"/>
